--- a/CvarcLogger User Manual.docx
+++ b/CvarcLogger User Manual.docx
@@ -94,7 +94,7 @@
           <w:i/>
           <w:sz w:val="24"/>
         </w:rPr>
-        <w:t>Version 1.35</w:t>
+        <w:t>Version 1.37</w:t>
       </w:r>
     </w:p>
     <w:p>
@@ -3110,9 +3110,7 @@
       </w:r>
     </w:p>
     <w:p>
-      <w:r>
-        <w:br w:type="page"/>
-      </w:r>
+      <w:r/>
     </w:p>
     <w:p>
       <w:pPr>
@@ -3237,7 +3235,7 @@
     </w:p>
     <w:p>
       <w:r>
-        <w:t>Run CvarcLogger.exe. The title bar shows the running version (for example, "CVARC Logger v1.35"). On first launch, a new log database (cvarclogger.db) is created automatically next to the .exe file, so a portable install (for example, run from a USB drive or a synced folder) carries its data with it.</w:t>
+        <w:t>Run CvarcLogger.exe. The title bar shows the running version (for example, "CVARC Logger v1.37"). On first launch, a new log database (cvarclogger.db) is created automatically next to the .exe file, so a portable install (for example, run from a USB drive or a synced folder) carries its data with it.</w:t>
       </w:r>
     </w:p>
     <w:p>
@@ -3351,9 +3349,7 @@
       </w:r>
     </w:p>
     <w:p>
-      <w:r>
-        <w:br w:type="page"/>
-      </w:r>
+      <w:r/>
     </w:p>
     <w:p>
       <w:pPr>
@@ -3514,7 +3510,6 @@
         <w:rPr>
           <w:color w:val="000000"/>
         </w:rPr>
-        <w:br w:type="page"/>
       </w:r>
     </w:p>
     <w:p>
@@ -3750,9 +3745,7 @@
       </w:r>
     </w:p>
     <w:p>
-      <w:r>
-        <w:br w:type="page"/>
-      </w:r>
+      <w:r/>
     </w:p>
     <w:p>
       <w:pPr>
@@ -3923,9 +3916,7 @@
       </w:r>
     </w:p>
     <w:p>
-      <w:r>
-        <w:br w:type="page"/>
-      </w:r>
+      <w:r/>
     </w:p>
     <w:p>
       <w:pPr>
@@ -4091,9 +4082,7 @@
       </w:r>
     </w:p>
     <w:p>
-      <w:r>
-        <w:br w:type="page"/>
-      </w:r>
+      <w:r/>
     </w:p>
     <w:p>
       <w:pPr>
@@ -4228,7 +4217,6 @@
         <w:rPr>
           <w:color w:val="000000"/>
         </w:rPr>
-        <w:br w:type="page"/>
       </w:r>
     </w:p>
     <w:p>
@@ -4368,7 +4356,6 @@
         <w:rPr>
           <w:color w:val="000000"/>
         </w:rPr>
-        <w:br w:type="page"/>
       </w:r>
     </w:p>
     <w:p>
@@ -4433,9 +4420,7 @@
       </w:r>
     </w:p>
     <w:p>
-      <w:r>
-        <w:br w:type="page"/>
-      </w:r>
+      <w:r/>
     </w:p>
     <w:p>
       <w:pPr>
@@ -4536,7 +4521,7 @@
     </w:p>
     <w:p>
       <w:r>
-        <w:t>CVARC Logger talks to your radio through Hamlib's rigctld, a small TCP server that Hamlib provides. Hamlib itself must be installed separately (from hamlib.org, or a copy bundled with other ham radio software such as WSJT-X) unless a copy of rigctld.exe is already bundled alongside CvarcLogger.exe - this screen only configures how CVARC Logger talks to rigctld, not rigctld itself.</w:t>
+        <w:t>CVARC Logger talks to your radio through Hamlib's rigctld, a small TCP server that Hamlib provides. CVARC Logger uses the copy of rigctld.exe bundled in the hamlib\ folder next to CvarcLogger.exe automatically -- no separate Hamlib install is needed. If you'd rather point it at a different copy (for example one you already have installed from WSJT-X or hamlib.org), set rigctld path below to that copy's full location and CVARC Logger will use it instead. This screen only configures how CVARC Logger talks to rigctld, not rigctld itself.</w:t>
       </w:r>
     </w:p>
     <w:p>
@@ -4973,6 +4958,12 @@
     </w:tbl>
     <w:p/>
     <w:p>
+      <w:pPr/>
+      <w:r>
+        <w:t>Each radio slot also has a Max Power (W) field, defaulting to 100. Hamlib reports live transmit power as a 0.0-1.0 fraction of the radio's power ceiling, not real watts; multiplying that fraction by Max Power (W) is what produces the TX Power (W) value that auto-fills on the entry form while CAT is connected (see 4.4). Max Power (W) itself is the one piece of that calculation CVARC Logger can't get from Hamlib or the radio -- you have to set it yourself to match your radio's actual rated (or user-configured) maximum output, or the auto-filled TX Power (W) reading will be off by however wrong that ceiling is. It defaults to 100 and is never auto-detected or changed on its own. To calibrate: key up at a known power level, compare the radio's own meter against the TX Power (W) CVARC Logger displays, and adjust Max Power (W) up or down until the two agree.</w:t>
+      </w:r>
+    </w:p>
+    <w:p>
       <w:r>
         <w:t>Below the radio slots:</w:t>
       </w:r>
@@ -5049,9 +5040,7 @@
       <w:r/>
     </w:p>
     <w:p>
-      <w:r>
-        <w:br w:type="page"/>
-      </w:r>
+      <w:r/>
     </w:p>
     <w:p>
       <w:pPr>
@@ -5453,9 +5442,7 @@
     </w:tbl>
     <w:p/>
     <w:p>
-      <w:r>
-        <w:br w:type="page"/>
-      </w:r>
+      <w:r/>
     </w:p>
     <w:p>
       <w:pPr>
@@ -5562,8 +5549,20 @@
       </w:r>
     </w:p>
     <w:p>
-      <w:r>
-        <w:br w:type="page"/>
+      <w:r/>
+    </w:p>
+    <w:p>
+      <w:pPr>
+        <w:pStyle w:val="Heading2"/>
+      </w:pPr>
+      <w:r>
+        <w:t>TX Power (W) doesn't match the radio's own meter</w:t>
+      </w:r>
+    </w:p>
+    <w:p>
+      <w:pPr/>
+      <w:r>
+        <w:t>Adjust the Max Power (W) field for that radio in Tools &gt; Settings &gt; Radio Control (Section 10.2) -- see that section for how to calibrate it.</w:t>
       </w:r>
     </w:p>
     <w:p>
@@ -5659,6 +5658,82 @@
               <w:rPr>
                 <w:sz w:val="20"/>
               </w:rPr>
+              <w:t>1.37</w:t>
+            </w:r>
+          </w:p>
+        </w:tc>
+        <w:tc>
+          <w:tcPr>
+            <w:tcW w:w="4788" w:type="dxa"/>
+          </w:tcPr>
+          <w:p>
+            <w:pPr>
+              <w:rPr>
+                <w:sz w:val="20"/>
+              </w:rPr>
+            </w:pPr>
+            <w:r>
+              <w:rPr>
+                <w:sz w:val="20"/>
+              </w:rPr>
+              <w:t>Clarified the Max Power (W)/rigctld manual wording; Station Profile required-field markers; Settings credential status text and Show password toggle; -none- radio slot option; new-install checkbox defaults.</w:t>
+            </w:r>
+          </w:p>
+        </w:tc>
+      </w:tr>
+      <w:tr>
+        <w:tc>
+          <w:tcPr>
+            <w:tcW w:w="4788" w:type="dxa"/>
+          </w:tcPr>
+          <w:p>
+            <w:pPr>
+              <w:rPr>
+                <w:sz w:val="20"/>
+              </w:rPr>
+            </w:pPr>
+            <w:r>
+              <w:rPr>
+                <w:sz w:val="20"/>
+              </w:rPr>
+              <w:t>1.36</w:t>
+            </w:r>
+          </w:p>
+        </w:tc>
+        <w:tc>
+          <w:tcPr>
+            <w:tcW w:w="4788" w:type="dxa"/>
+          </w:tcPr>
+          <w:p>
+            <w:pPr>
+              <w:rPr>
+                <w:sz w:val="20"/>
+              </w:rPr>
+            </w:pPr>
+            <w:r>
+              <w:rPr>
+                <w:sz w:val="20"/>
+              </w:rPr>
+              <w:t>Documented the Max Power (W) calibration field; removed hard page breaks that left large blank gaps between sections.</w:t>
+            </w:r>
+          </w:p>
+        </w:tc>
+      </w:tr>
+      <w:tr>
+        <w:tc>
+          <w:tcPr>
+            <w:tcW w:w="4788" w:type="dxa"/>
+          </w:tcPr>
+          <w:p>
+            <w:pPr>
+              <w:rPr>
+                <w:sz w:val="20"/>
+              </w:rPr>
+            </w:pPr>
+            <w:r>
+              <w:rPr>
+                <w:sz w:val="20"/>
+              </w:rPr>
               <w:t>1.35</w:t>
             </w:r>
           </w:p>
@@ -6350,9 +6425,7 @@
     </w:tbl>
     <w:p/>
     <w:p>
-      <w:r>
-        <w:br w:type="page"/>
-      </w:r>
+      <w:r/>
     </w:p>
     <w:p>
       <w:pPr>

--- a/CvarcLogger User Manual.docx
+++ b/CvarcLogger User Manual.docx
@@ -94,7 +94,7 @@
           <w:i/>
           <w:sz w:val="24"/>
         </w:rPr>
-        <w:t>Version 1.37</w:t>
+        <w:t>Version 1.41</w:t>
       </w:r>
     </w:p>
     <w:p>
@@ -3235,7 +3235,7 @@
     </w:p>
     <w:p>
       <w:r>
-        <w:t>Run CvarcLogger.exe. The title bar shows the running version (for example, "CVARC Logger v1.37"). On first launch, a new log database (cvarclogger.db) is created automatically next to the .exe file, so a portable install (for example, run from a USB drive or a synced folder) carries its data with it.</w:t>
+        <w:t>Run CvarcLogger.exe. The title bar shows the running version (for example, "CVARC Logger v1.41"). On first launch, a new log database (cvarclogger.db) is created automatically next to the .exe file, so a portable install (for example, run from a USB drive or a synced folder) carries its data with it.</w:t>
       </w:r>
     </w:p>
     <w:p>
@@ -5639,6 +5639,158 @@
                 <w:sz w:val="20"/>
               </w:rPr>
               <w:t>Highlights</w:t>
+            </w:r>
+          </w:p>
+        </w:tc>
+      </w:tr>
+      <w:tr>
+        <w:tc>
+          <w:tcPr>
+            <w:tcW w:w="4788" w:type="dxa"/>
+          </w:tcPr>
+          <w:p>
+            <w:pPr>
+              <w:rPr>
+                <w:sz w:val="20"/>
+              </w:rPr>
+            </w:pPr>
+            <w:r>
+              <w:rPr>
+                <w:sz w:val="20"/>
+              </w:rPr>
+              <w:t>1.41</w:t>
+            </w:r>
+          </w:p>
+        </w:tc>
+        <w:tc>
+          <w:tcPr>
+            <w:tcW w:w="4788" w:type="dxa"/>
+          </w:tcPr>
+          <w:p>
+            <w:pPr>
+              <w:rPr>
+                <w:sz w:val="20"/>
+              </w:rPr>
+            </w:pPr>
+            <w:r>
+              <w:rPr>
+                <w:sz w:val="20"/>
+              </w:rPr>
+              <w:t>Frequency carries over between QSOs; a Clear Database button; clearer cursor/selection highlighting; ADIF exports named after the active log.</w:t>
+            </w:r>
+          </w:p>
+        </w:tc>
+      </w:tr>
+      <w:tr>
+        <w:tc>
+          <w:tcPr>
+            <w:tcW w:w="4788" w:type="dxa"/>
+          </w:tcPr>
+          <w:p>
+            <w:pPr>
+              <w:rPr>
+                <w:sz w:val="20"/>
+              </w:rPr>
+            </w:pPr>
+            <w:r>
+              <w:rPr>
+                <w:sz w:val="20"/>
+              </w:rPr>
+              <w:t>1.40</w:t>
+            </w:r>
+          </w:p>
+        </w:tc>
+        <w:tc>
+          <w:tcPr>
+            <w:tcW w:w="4788" w:type="dxa"/>
+          </w:tcPr>
+          <w:p>
+            <w:pPr>
+              <w:rPr>
+                <w:sz w:val="20"/>
+              </w:rPr>
+            </w:pPr>
+            <w:r>
+              <w:rPr>
+                <w:sz w:val="20"/>
+              </w:rPr>
+              <w:t>Internet Control (CAT) for a networked Elecraft K4. One CAT Source selector (Off/USB/Internet) with a single Save and Test button. Installer now offers Update vs Fresh.</w:t>
+            </w:r>
+          </w:p>
+        </w:tc>
+      </w:tr>
+      <w:tr>
+        <w:tc>
+          <w:tcPr>
+            <w:tcW w:w="4788" w:type="dxa"/>
+          </w:tcPr>
+          <w:p>
+            <w:pPr>
+              <w:rPr>
+                <w:sz w:val="20"/>
+              </w:rPr>
+            </w:pPr>
+            <w:r>
+              <w:rPr>
+                <w:sz w:val="20"/>
+              </w:rPr>
+              <w:t>1.39</w:t>
+            </w:r>
+          </w:p>
+        </w:tc>
+        <w:tc>
+          <w:tcPr>
+            <w:tcW w:w="4788" w:type="dxa"/>
+          </w:tcPr>
+          <w:p>
+            <w:pPr>
+              <w:rPr>
+                <w:sz w:val="20"/>
+              </w:rPr>
+            </w:pPr>
+            <w:r>
+              <w:rPr>
+                <w:sz w:val="20"/>
+              </w:rPr>
+              <w:t>Settings split into separate Lookup and CAT Control windows. Enlarged, fixed-row entry form with a tinted background; Columns picker gained All/None buttons.</w:t>
+            </w:r>
+          </w:p>
+        </w:tc>
+      </w:tr>
+      <w:tr>
+        <w:tc>
+          <w:tcPr>
+            <w:tcW w:w="4788" w:type="dxa"/>
+          </w:tcPr>
+          <w:p>
+            <w:pPr>
+              <w:rPr>
+                <w:sz w:val="20"/>
+              </w:rPr>
+            </w:pPr>
+            <w:r>
+              <w:rPr>
+                <w:sz w:val="20"/>
+              </w:rPr>
+              <w:t>1.38</w:t>
+            </w:r>
+          </w:p>
+        </w:tc>
+        <w:tc>
+          <w:tcPr>
+            <w:tcW w:w="4788" w:type="dxa"/>
+          </w:tcPr>
+          <w:p>
+            <w:pPr>
+              <w:rPr>
+                <w:sz w:val="20"/>
+              </w:rPr>
+            </w:pPr>
+            <w:r>
+              <w:rPr>
+                <w:sz w:val="20"/>
+              </w:rPr>
+              <w:t>Log grid: manual column resize, centered headers/data with divider lines and narrower columns. Time Off (UTC) field, centered field titles, uniform box heights. Show Password reveals a saved password; Station Profiles preloads the default; app data defaults to the exe folder.</w:t>
             </w:r>
           </w:p>
         </w:tc>
